--- a/小野町_引継ぎ_整理済/11_見える化出力依頼/小野町_見える化出力資料の確認結果_20261020.docx
+++ b/小野町_引継ぎ_整理済/11_見える化出力依頼/小野町_見える化出力資料の確認結果_20261020.docx
@@ -2229,7 +2229,7 @@
           <w:i w:val="0"/>
           <w:sz w:val="21"/>
         </w:rPr>
-        <w:t>次の箇所は、今回の値で埋められます。</w:t>
+        <w:t>次の箇所は、今回の値で埋め、介護SCRとあわせて素案の第14版に反映しました</w:t>
       </w:r>
       <w:r>
         <w:rPr>
@@ -2238,7 +2238,7 @@
           <w:i w:val="0"/>
           <w:sz w:val="21"/>
         </w:rPr>
-        <w:t xml:space="preserve"> 介護SCRの反映とあわせて第14版に入れる案です。</w:t>
+        <w:t>（施設・居住系の事業所数と入院時情報連携加算の記載は、未着・確認中のため印を残しています）。</w:t>
       </w:r>
     </w:p>
     <w:p>
